--- a/mps-nivel-c/oficial/04_registros/AASP_Gerenciador/AASP01_Grupos-Usuarios/ITP-AASP01-001_Estrategia-de-Integracao.docx
+++ b/mps-nivel-c/oficial/04_registros/AASP_Gerenciador/AASP01_Grupos-Usuarios/ITP-AASP01-001_Estrategia-de-Integracao.docx
@@ -450,7 +450,7 @@
                 <w:i w:val="0"/>
                 <w:sz w:val="20"/>
               </w:rPr>
-              <w:t>Abraão (GP) · Cezar Hiraki (TL) — Timeware Brasil</w:t>
+              <w:t>Abraão Oliveira (GP) · Cézar Velázquez (TL) — Timeware Brasil</w:t>
             </w:r>
           </w:p>
         </w:tc>
@@ -506,7 +506,7 @@
                 <w:i w:val="0"/>
                 <w:sz w:val="20"/>
               </w:rPr>
-              <w:t>Renan Kiyoshi, Henry Komatsu, Mateus Veloso — Timeware Brasil</w:t>
+              <w:t>Renan Kioshi, Henry Komatsu, Mateus Veloso — Timeware Brasil</w:t>
             </w:r>
           </w:p>
         </w:tc>
@@ -821,7 +821,7 @@
           <w:i w:val="0"/>
           <w:sz w:val="22"/>
         </w:rPr>
-        <w:t>Descrever a estratégia de integração do microsserviço ms.auxo.gruposusuarios com os demais componentes do sistema Gerenciador AASP, definindo a ordem de integração, os critérios de prontidão de cada fase, os ambientes utilizados e os resultados esperados. Este documento serve como evidência do processo de Integração (INT) e Verificação (VER) do nível C do MPS.BR.</w:t>
+        <w:t>Descrever a estratégia de integração do microsserviço ms.auxo.gruposusuarios com os demais componentes do sistema Gerenciador AASP, definindo a ordem de integração, os critérios de prontidão de cada fase, os ambientes utilizados e os resultados esperados. Este documento serve como evidência dos processos de Integração do Produto (ITP) e Verificação e Validação (VV) do nível C do MPS.BR.</w:t>
       </w:r>
     </w:p>
     <w:p>
@@ -4863,7 +4863,7 @@
                 <w:i w:val="0"/>
                 <w:sz w:val="20"/>
               </w:rPr>
-              <w:t>Abraão</w:t>
+              <w:t>Abraão Oliveira</w:t>
             </w:r>
           </w:p>
         </w:tc>

--- a/mps-nivel-c/oficial/04_registros/AASP_Gerenciador/AASP01_Grupos-Usuarios/ITP-AASP01-001_Estrategia-de-Integracao.docx
+++ b/mps-nivel-c/oficial/04_registros/AASP_Gerenciador/AASP01_Grupos-Usuarios/ITP-AASP01-001_Estrategia-de-Integracao.docx
@@ -34,7 +34,7 @@
           <w:color w:val="555555"/>
           <w:sz w:val="20"/>
         </w:rPr>
-        <w:t>ITP-AASP01-001   ·   Versão 1.0   ·   26/05/2026   ·   Timeware Brasil</w:t>
+        <w:t>ITP-AASP01-001   ·   Versão 1.1   ·   26/05/2026   ·   Timeware Brasil</w:t>
       </w:r>
     </w:p>
     <w:p>
@@ -394,7 +394,7 @@
                 <w:i w:val="0"/>
                 <w:sz w:val="20"/>
               </w:rPr>
-              <w:t>Azure DevOps · komatsuhenry67/gerenciador-aasp/ms.auxo.gruposusuarios</w:t>
+              <w:t>GitLab · http://191.234.192.153/aasp/ms.auxo.usuarios</w:t>
             </w:r>
           </w:p>
         </w:tc>
@@ -730,7 +730,7 @@
                 <w:i w:val="0"/>
                 <w:sz w:val="20"/>
               </w:rPr>
-              <w:t>1.0</w:t>
+              <w:t>1.1</w:t>
             </w:r>
           </w:p>
         </w:tc>
@@ -848,7 +848,45 @@
           <w:i w:val="0"/>
           <w:sz w:val="22"/>
         </w:rPr>
-        <w:t>O ms.auxo.gruposusuarios é um microsserviço REST desenvolvido em .NET Framework 4.7.2 com Dapper e SQL Server, responsável pelo gerenciamento de grupos de usuários no ecossistema do Gerenciador AASP. Ele se integra com os seguintes componentes:</w:t>
+        <w:t xml:space="preserve">O ms.auxo.gruposusuarios é um microsserviço desenvolvido em .NET Framework 4.7.2 com Dapper e SQL Server, responsável pelo gerenciamento de grupos de usuários no ecossistema do Gerenciador AASP. Os endpoints são expostos pelo controller </w:t>
+      </w:r>
+      <w:r>
+        <w:rPr>
+          <w:rFonts w:ascii="Courier New" w:hAnsi="Courier New"/>
+          <w:b w:val="0"/>
+          <w:i w:val="0"/>
+          <w:color w:val="333333"/>
+          <w:sz w:val="20"/>
+        </w:rPr>
+        <w:t>GerenciarGruposController</w:t>
+      </w:r>
+      <w:r>
+        <w:rPr>
+          <w:rFonts w:ascii="Calibri" w:hAnsi="Calibri"/>
+          <w:b w:val="0"/>
+          <w:i w:val="0"/>
+          <w:sz w:val="22"/>
+        </w:rPr>
+        <w:t xml:space="preserve"> (rota base </w:t>
+      </w:r>
+      <w:r>
+        <w:rPr>
+          <w:rFonts w:ascii="Courier New" w:hAnsi="Courier New"/>
+          <w:b w:val="0"/>
+          <w:i w:val="0"/>
+          <w:color w:val="333333"/>
+          <w:sz w:val="20"/>
+        </w:rPr>
+        <w:t>api/gerenciar/grupos</w:t>
+      </w:r>
+      <w:r>
+        <w:rPr>
+          <w:rFonts w:ascii="Calibri" w:hAnsi="Calibri"/>
+          <w:b w:val="0"/>
+          <w:i w:val="0"/>
+          <w:sz w:val="22"/>
+        </w:rPr>
+        <w:t>, verbos GET/POST). Ele se integra com os seguintes componentes:</w:t>
       </w:r>
     </w:p>
     <w:p>
@@ -872,7 +910,64 @@
           <w:i w:val="0"/>
           <w:sz w:val="22"/>
         </w:rPr>
-        <w:t xml:space="preserve"> endpoints REST auto-contidos para CRUD de grupos, gerenciamento de permissões RBAC e vínculos usuário-grupo. Tabelas: Grupos, PermissoesGrupo, UsuariosGrupo, AuditoriaGrupos.</w:t>
+        <w:t xml:space="preserve"> endpoints auto-contidos para CRUD de grupos, função do usuário no grupo e vínculo usuário-grupo. Tabelas: </w:t>
+      </w:r>
+      <w:r>
+        <w:rPr>
+          <w:rFonts w:ascii="Courier New" w:hAnsi="Courier New"/>
+          <w:b w:val="0"/>
+          <w:i w:val="0"/>
+          <w:color w:val="333333"/>
+          <w:sz w:val="20"/>
+        </w:rPr>
+        <w:t>grupos_usuarios</w:t>
+      </w:r>
+      <w:r>
+        <w:rPr>
+          <w:rFonts w:ascii="Calibri" w:hAnsi="Calibri"/>
+          <w:b w:val="0"/>
+          <w:i w:val="0"/>
+          <w:sz w:val="22"/>
+        </w:rPr>
+        <w:t xml:space="preserve">, </w:t>
+      </w:r>
+      <w:r>
+        <w:rPr>
+          <w:rFonts w:ascii="Courier New" w:hAnsi="Courier New"/>
+          <w:b w:val="0"/>
+          <w:i w:val="0"/>
+          <w:color w:val="333333"/>
+          <w:sz w:val="20"/>
+        </w:rPr>
+        <w:t>grupos_usuarios_vinculos</w:t>
+      </w:r>
+      <w:r>
+        <w:rPr>
+          <w:rFonts w:ascii="Calibri" w:hAnsi="Calibri"/>
+          <w:b w:val="0"/>
+          <w:i w:val="0"/>
+          <w:sz w:val="22"/>
+        </w:rPr>
+        <w:t xml:space="preserve">, </w:t>
+      </w:r>
+      <w:r>
+        <w:rPr>
+          <w:rFonts w:ascii="Courier New" w:hAnsi="Courier New"/>
+          <w:b w:val="0"/>
+          <w:i w:val="0"/>
+          <w:color w:val="333333"/>
+          <w:sz w:val="20"/>
+        </w:rPr>
+        <w:t>grupos_usuarios_funcao</w:t>
+      </w:r>
+      <w:r>
+        <w:rPr>
+          <w:rFonts w:ascii="Calibri" w:hAnsi="Calibri"/>
+          <w:b w:val="0"/>
+          <w:i w:val="0"/>
+          <w:sz w:val="22"/>
+        </w:rPr>
+        <w:t>.</w:t>
       </w:r>
     </w:p>
     <w:p>
@@ -896,7 +991,25 @@
           <w:i w:val="0"/>
           <w:sz w:val="22"/>
         </w:rPr>
-        <w:t xml:space="preserve"> microsserviço externo responsável pela sincronização de vínculos usuário-grupo no domínio Temis, acessado via HTTP REST síncrono.</w:t>
+        <w:t xml:space="preserve"> </w:t>
+      </w:r>
+      <w:r>
+        <w:rPr>
+          <w:rFonts w:ascii="Calibri" w:hAnsi="Calibri"/>
+          <w:b w:val="0"/>
+          <w:i/>
+          <w:sz w:val="22"/>
+        </w:rPr>
+        <w:t>(planejado — Sprint 2)</w:t>
+      </w:r>
+      <w:r>
+        <w:rPr>
+          <w:rFonts w:ascii="Calibri" w:hAnsi="Calibri"/>
+          <w:b w:val="0"/>
+          <w:i w:val="0"/>
+          <w:sz w:val="22"/>
+        </w:rPr>
+        <w:t xml:space="preserve"> microsserviço externo para sincronização de vínculos no domínio Temis, a ser acessado via HTTP REST.</w:t>
       </w:r>
     </w:p>
     <w:p>
@@ -920,7 +1033,7 @@
           <w:i w:val="0"/>
           <w:sz w:val="22"/>
         </w:rPr>
-        <w:t xml:space="preserve"> consumidor dos endpoints REST do ms.auxo.gruposusuarios, autenticado via JWT Bearer Token emitido pelo sistema de autenticação central.</w:t>
+        <w:t xml:space="preserve"> consumidor dos endpoints do ms.auxo.gruposusuarios, autenticado via JWT Bearer Token emitido pelo sistema de autenticação central.</w:t>
       </w:r>
     </w:p>
     <w:p>
@@ -943,7 +1056,7 @@
           <w:i w:val="0"/>
           <w:sz w:val="22"/>
         </w:rPr>
-        <w:t xml:space="preserve"> integração incremental por componente e por sprint. A Sprint 1 valida os componentes internos (CRUD, permissões, vínculos). A Sprint 2 integra o ms.temis.vinculos e implementa a auditoria. A Sprint 3 valida os relatórios consolidados com dados integrados. A Sprint 4 realiza a homologação final com o ambiente AASP.</w:t>
+        <w:t xml:space="preserve"> integração incremental por componente e por sprint. A Sprint 1 valida os componentes internos (CRUD, função, vínculos). A Sprint 2 integra o ms.temis.vinculos e implementa a auditoria. A Sprint 3 valida o relatório consolidado.</w:t>
       </w:r>
     </w:p>
     <w:p>
@@ -1225,7 +1338,129 @@
                 <w:i w:val="0"/>
                 <w:sz w:val="20"/>
               </w:rPr>
-              <w:t>CRUD base de grupos (AG-20)</w:t>
+              <w:t>CRUD de grupos (AG-20)</w:t>
+            </w:r>
+          </w:p>
+        </w:tc>
+        <w:tc>
+          <w:tcPr>
+            <w:tcW w:type="dxa" w:w="1484"/>
+            <w:tcMar>
+              <w:top w:w="60" w:type="dxa"/>
+              <w:bottom w:w="60" w:type="dxa"/>
+              <w:left w:w="100" w:type="dxa"/>
+              <w:right w:w="100" w:type="dxa"/>
+            </w:tcMar>
+            <w:shd w:val="clear" w:color="auto" w:fill="EBF5FB"/>
+          </w:tcPr>
+          <w:p>
+            <w:pPr>
+              <w:spacing w:before="40" w:after="40"/>
+            </w:pPr>
+            <w:r>
+              <w:rPr>
+                <w:rFonts w:ascii="Courier New" w:hAnsi="Courier New"/>
+                <w:b w:val="0"/>
+                <w:i w:val="0"/>
+                <w:color w:val="333333"/>
+                <w:sz w:val="20"/>
+              </w:rPr>
+              <w:t>listargrupo</w:t>
+            </w:r>
+            <w:r>
+              <w:rPr>
+                <w:rFonts w:ascii="Calibri" w:hAnsi="Calibri"/>
+                <w:b w:val="0"/>
+                <w:i w:val="0"/>
+                <w:sz w:val="20"/>
+              </w:rPr>
+              <w:t xml:space="preserve">, </w:t>
+            </w:r>
+            <w:r>
+              <w:rPr>
+                <w:rFonts w:ascii="Courier New" w:hAnsi="Courier New"/>
+                <w:b w:val="0"/>
+                <w:i w:val="0"/>
+                <w:color w:val="333333"/>
+                <w:sz w:val="20"/>
+              </w:rPr>
+              <w:t>buscargrupoporid</w:t>
+            </w:r>
+            <w:r>
+              <w:rPr>
+                <w:rFonts w:ascii="Calibri" w:hAnsi="Calibri"/>
+                <w:b w:val="0"/>
+                <w:i w:val="0"/>
+                <w:sz w:val="20"/>
+              </w:rPr>
+              <w:t xml:space="preserve">, </w:t>
+            </w:r>
+            <w:r>
+              <w:rPr>
+                <w:rFonts w:ascii="Courier New" w:hAnsi="Courier New"/>
+                <w:b w:val="0"/>
+                <w:i w:val="0"/>
+                <w:color w:val="333333"/>
+                <w:sz w:val="20"/>
+              </w:rPr>
+              <w:t>incluirgrupo</w:t>
+            </w:r>
+            <w:r>
+              <w:rPr>
+                <w:rFonts w:ascii="Calibri" w:hAnsi="Calibri"/>
+                <w:b w:val="0"/>
+                <w:i w:val="0"/>
+                <w:sz w:val="20"/>
+              </w:rPr>
+              <w:t xml:space="preserve">, </w:t>
+            </w:r>
+            <w:r>
+              <w:rPr>
+                <w:rFonts w:ascii="Courier New" w:hAnsi="Courier New"/>
+                <w:b w:val="0"/>
+                <w:i w:val="0"/>
+                <w:color w:val="333333"/>
+                <w:sz w:val="20"/>
+              </w:rPr>
+              <w:t>alterargrupo</w:t>
+            </w:r>
+            <w:r>
+              <w:rPr>
+                <w:rFonts w:ascii="Calibri" w:hAnsi="Calibri"/>
+                <w:b w:val="0"/>
+                <w:i w:val="0"/>
+                <w:sz w:val="20"/>
+              </w:rPr>
+              <w:t xml:space="preserve">, </w:t>
+            </w:r>
+            <w:r>
+              <w:rPr>
+                <w:rFonts w:ascii="Courier New" w:hAnsi="Courier New"/>
+                <w:b w:val="0"/>
+                <w:i w:val="0"/>
+                <w:color w:val="333333"/>
+                <w:sz w:val="20"/>
+              </w:rPr>
+              <w:t>excluirgrupo</w:t>
+            </w:r>
+            <w:r>
+              <w:rPr>
+                <w:rFonts w:ascii="Calibri" w:hAnsi="Calibri"/>
+                <w:b w:val="0"/>
+                <w:i w:val="0"/>
+                <w:sz w:val="20"/>
+              </w:rPr>
+              <w:t xml:space="preserve">, </w:t>
+            </w:r>
+            <w:r>
+              <w:rPr>
+                <w:rFonts w:ascii="Courier New" w:hAnsi="Courier New"/>
+                <w:b w:val="0"/>
+                <w:i w:val="0"/>
+                <w:color w:val="333333"/>
+                <w:sz w:val="20"/>
+              </w:rPr>
+              <w:t>ativardesativar</w:t>
             </w:r>
           </w:p>
         </w:tc>
@@ -1251,33 +1486,7 @@
                 <w:i w:val="0"/>
                 <w:sz w:val="20"/>
               </w:rPr>
-              <w:t>Endpoints REST /grupos (POST, GET, PUT, DELETE)</w:t>
-            </w:r>
-          </w:p>
-        </w:tc>
-        <w:tc>
-          <w:tcPr>
-            <w:tcW w:type="dxa" w:w="1484"/>
-            <w:tcMar>
-              <w:top w:w="60" w:type="dxa"/>
-              <w:bottom w:w="60" w:type="dxa"/>
-              <w:left w:w="100" w:type="dxa"/>
-              <w:right w:w="100" w:type="dxa"/>
-            </w:tcMar>
-            <w:shd w:val="clear" w:color="auto" w:fill="EBF5FB"/>
-          </w:tcPr>
-          <w:p>
-            <w:pPr>
-              <w:spacing w:before="40" w:after="40"/>
-            </w:pPr>
-            <w:r>
-              <w:rPr>
-                <w:rFonts w:ascii="Calibri" w:hAnsi="Calibri"/>
-                <w:b w:val="0"/>
-                <w:i w:val="0"/>
-                <w:sz w:val="20"/>
-              </w:rPr>
-              <w:t>Build verde + PRs #11 e #12 aprovados + casos GRP-01 a GRP-05 passando</w:t>
+              <w:t>Build verde + MRs !1 e !2 aprovados + casos GRP-01 a GRP-07 passando</w:t>
             </w:r>
           </w:p>
         </w:tc>
@@ -1383,7 +1592,33 @@
                 <w:i w:val="0"/>
                 <w:sz w:val="20"/>
               </w:rPr>
-              <w:t>Permissões por grupo (AG-21)</w:t>
+              <w:t>Função do usuário no grupo (AG-21)</w:t>
+            </w:r>
+          </w:p>
+        </w:tc>
+        <w:tc>
+          <w:tcPr>
+            <w:tcW w:type="dxa" w:w="1484"/>
+            <w:tcMar>
+              <w:top w:w="60" w:type="dxa"/>
+              <w:bottom w:w="60" w:type="dxa"/>
+              <w:left w:w="100" w:type="dxa"/>
+              <w:right w:w="100" w:type="dxa"/>
+            </w:tcMar>
+          </w:tcPr>
+          <w:p>
+            <w:pPr>
+              <w:spacing w:before="40" w:after="40"/>
+            </w:pPr>
+            <w:r>
+              <w:rPr>
+                <w:rFonts w:ascii="Courier New" w:hAnsi="Courier New"/>
+                <w:b w:val="0"/>
+                <w:i w:val="0"/>
+                <w:color w:val="333333"/>
+                <w:sz w:val="20"/>
+              </w:rPr>
+              <w:t>alterarfuncaodousuario</w:t>
             </w:r>
           </w:p>
         </w:tc>
@@ -1408,32 +1643,7 @@
                 <w:i w:val="0"/>
                 <w:sz w:val="20"/>
               </w:rPr>
-              <w:t>PUT /grupos/{id}/permissoes</w:t>
-            </w:r>
-          </w:p>
-        </w:tc>
-        <w:tc>
-          <w:tcPr>
-            <w:tcW w:type="dxa" w:w="1484"/>
-            <w:tcMar>
-              <w:top w:w="60" w:type="dxa"/>
-              <w:bottom w:w="60" w:type="dxa"/>
-              <w:left w:w="100" w:type="dxa"/>
-              <w:right w:w="100" w:type="dxa"/>
-            </w:tcMar>
-          </w:tcPr>
-          <w:p>
-            <w:pPr>
-              <w:spacing w:before="40" w:after="40"/>
-            </w:pPr>
-            <w:r>
-              <w:rPr>
-                <w:rFonts w:ascii="Calibri" w:hAnsi="Calibri"/>
-                <w:b w:val="0"/>
-                <w:i w:val="0"/>
-                <w:sz w:val="20"/>
-              </w:rPr>
-              <w:t>Validação de enum de permissões + PR #13 aprovado + casos PERM-01 e PERM-02 passando</w:t>
+              <w:t>MR !3 aprovado + caso FUNC-01 passando</w:t>
             </w:r>
           </w:p>
         </w:tc>
@@ -1562,12 +1772,51 @@
             </w:pPr>
             <w:r>
               <w:rPr>
+                <w:rFonts w:ascii="Courier New" w:hAnsi="Courier New"/>
+                <w:b w:val="0"/>
+                <w:i w:val="0"/>
+                <w:color w:val="333333"/>
+                <w:sz w:val="20"/>
+              </w:rPr>
+              <w:t>incluirgrupo</w:t>
+            </w:r>
+            <w:r>
+              <w:rPr>
                 <w:rFonts w:ascii="Calibri" w:hAnsi="Calibri"/>
                 <w:b w:val="0"/>
                 <w:i w:val="0"/>
                 <w:sz w:val="20"/>
               </w:rPr>
-              <w:t>POST /grupos/{id}/usuarios · DELETE /grupos/{id}/usuarios/{uid}</w:t>
+              <w:t>/</w:t>
+            </w:r>
+            <w:r>
+              <w:rPr>
+                <w:rFonts w:ascii="Courier New" w:hAnsi="Courier New"/>
+                <w:b w:val="0"/>
+                <w:i w:val="0"/>
+                <w:color w:val="333333"/>
+                <w:sz w:val="20"/>
+              </w:rPr>
+              <w:t>alterargrupo</w:t>
+            </w:r>
+            <w:r>
+              <w:rPr>
+                <w:rFonts w:ascii="Calibri" w:hAnsi="Calibri"/>
+                <w:b w:val="0"/>
+                <w:i w:val="0"/>
+                <w:sz w:val="20"/>
+              </w:rPr>
+              <w:t xml:space="preserve"> (GrupoDeUsuarios) · </w:t>
+            </w:r>
+            <w:r>
+              <w:rPr>
+                <w:rFonts w:ascii="Courier New" w:hAnsi="Courier New"/>
+                <w:b w:val="0"/>
+                <w:i w:val="0"/>
+                <w:color w:val="333333"/>
+                <w:sz w:val="20"/>
+              </w:rPr>
+              <w:t>removerusuario</w:t>
             </w:r>
           </w:p>
         </w:tc>
@@ -1593,7 +1842,7 @@
                 <w:i w:val="0"/>
                 <w:sz w:val="20"/>
               </w:rPr>
-              <w:t>FK validada no banco + PRs #14 e #15 aprovados + casos VINC-01, VINC-02, VINC-03 passando</w:t>
+              <w:t>MRs !4 e !5 aprovados + casos VINC-01, VINC-02 passando</w:t>
             </w:r>
           </w:p>
         </w:tc>
@@ -1721,10 +1970,10 @@
               <w:rPr>
                 <w:rFonts w:ascii="Calibri" w:hAnsi="Calibri"/>
                 <w:b w:val="0"/>
-                <w:i w:val="0"/>
+                <w:i/>
                 <w:sz w:val="20"/>
               </w:rPr>
-              <w:t>Escrita na tabela AuditoriaGrupos via triggers</w:t>
+              <w:t>(planejado — não implementado)</w:t>
             </w:r>
           </w:p>
         </w:tc>
@@ -1749,7 +1998,7 @@
                 <w:i w:val="0"/>
                 <w:sz w:val="20"/>
               </w:rPr>
-              <w:t>Tabela AuditoriaGrupos criada + trigger de INSERT ativo em toda operação de escrita + caso AUD-01 passando</w:t>
+              <w:t>Trilha de auditoria implementada + caso AUD-01 passando</w:t>
             </w:r>
           </w:p>
         </w:tc>
@@ -1880,10 +2129,10 @@
               <w:rPr>
                 <w:rFonts w:ascii="Calibri" w:hAnsi="Calibri"/>
                 <w:b w:val="0"/>
-                <w:i w:val="0"/>
+                <w:i/>
                 <w:sz w:val="20"/>
               </w:rPr>
-              <w:t>HTTP POST para ms.temis.vinculos/api/vinculos</w:t>
+              <w:t>(planejado — não implementado)</w:t>
             </w:r>
           </w:p>
         </w:tc>
@@ -1909,7 +2158,7 @@
                 <w:i w:val="0"/>
                 <w:sz w:val="20"/>
               </w:rPr>
-              <w:t>Contrato de API definido + cliente HTTP implementado + caso INT-01 passando + comportamento de retry testado</w:t>
+              <w:t>Contrato definido + cliente HTTP implementado + caso INT-01 passando</w:t>
             </w:r>
           </w:p>
         </w:tc>
@@ -2037,10 +2286,10 @@
               <w:rPr>
                 <w:rFonts w:ascii="Calibri" w:hAnsi="Calibri"/>
                 <w:b w:val="0"/>
-                <w:i w:val="0"/>
+                <w:i/>
                 <w:sz w:val="20"/>
               </w:rPr>
-              <w:t>GET /grupos/relatorio (JOIN entre Grupos, PermissoesGrupo e UsuariosGrupo)</w:t>
+              <w:t>(planejado — não implementado)</w:t>
             </w:r>
           </w:p>
         </w:tc>
@@ -2065,7 +2314,7 @@
                 <w:i w:val="0"/>
                 <w:sz w:val="20"/>
               </w:rPr>
-              <w:t>Endpoint retornando payload correto + caso REL-01 aprovado</w:t>
+              <w:t>Relatório retornando dados corretos + caso REL-01 aprovado</w:t>
             </w:r>
           </w:p>
         </w:tc>
@@ -2078,167 +2327,6 @@
               <w:left w:w="100" w:type="dxa"/>
               <w:right w:w="100" w:type="dxa"/>
             </w:tcMar>
-          </w:tcPr>
-          <w:p>
-            <w:pPr>
-              <w:spacing w:before="40" w:after="40"/>
-            </w:pPr>
-            <w:r>
-              <w:rPr>
-                <w:rFonts w:ascii="Calibri" w:hAnsi="Calibri"/>
-                <w:b w:val="0"/>
-                <w:i w:val="0"/>
-                <w:sz w:val="20"/>
-              </w:rPr>
-              <w:t>📅 Planejado</w:t>
-            </w:r>
-          </w:p>
-        </w:tc>
-      </w:tr>
-      <w:tr>
-        <w:trPr>
-          <w:cantSplit w:val="1"/>
-        </w:trPr>
-        <w:tc>
-          <w:tcPr>
-            <w:tcW w:type="dxa" w:w="1484"/>
-            <w:tcMar>
-              <w:top w:w="60" w:type="dxa"/>
-              <w:bottom w:w="60" w:type="dxa"/>
-              <w:left w:w="100" w:type="dxa"/>
-              <w:right w:w="100" w:type="dxa"/>
-            </w:tcMar>
-            <w:shd w:val="clear" w:color="auto" w:fill="EBF5FB"/>
-          </w:tcPr>
-          <w:p>
-            <w:pPr>
-              <w:spacing w:before="40" w:after="40"/>
-            </w:pPr>
-            <w:r>
-              <w:rPr>
-                <w:rFonts w:ascii="Calibri" w:hAnsi="Calibri"/>
-                <w:b w:val="0"/>
-                <w:i w:val="0"/>
-                <w:sz w:val="20"/>
-              </w:rPr>
-              <w:t>Fase 4</w:t>
-            </w:r>
-          </w:p>
-        </w:tc>
-        <w:tc>
-          <w:tcPr>
-            <w:tcW w:type="dxa" w:w="1484"/>
-            <w:tcMar>
-              <w:top w:w="60" w:type="dxa"/>
-              <w:bottom w:w="60" w:type="dxa"/>
-              <w:left w:w="100" w:type="dxa"/>
-              <w:right w:w="100" w:type="dxa"/>
-            </w:tcMar>
-            <w:shd w:val="clear" w:color="auto" w:fill="EBF5FB"/>
-          </w:tcPr>
-          <w:p>
-            <w:pPr>
-              <w:spacing w:before="40" w:after="40"/>
-            </w:pPr>
-            <w:r>
-              <w:rPr>
-                <w:rFonts w:ascii="Calibri" w:hAnsi="Calibri"/>
-                <w:b w:val="0"/>
-                <w:i w:val="0"/>
-                <w:sz w:val="20"/>
-              </w:rPr>
-              <w:t>S4</w:t>
-            </w:r>
-          </w:p>
-        </w:tc>
-        <w:tc>
-          <w:tcPr>
-            <w:tcW w:type="dxa" w:w="1484"/>
-            <w:tcMar>
-              <w:top w:w="60" w:type="dxa"/>
-              <w:bottom w:w="60" w:type="dxa"/>
-              <w:left w:w="100" w:type="dxa"/>
-              <w:right w:w="100" w:type="dxa"/>
-            </w:tcMar>
-            <w:shd w:val="clear" w:color="auto" w:fill="EBF5FB"/>
-          </w:tcPr>
-          <w:p>
-            <w:pPr>
-              <w:spacing w:before="40" w:after="40"/>
-            </w:pPr>
-            <w:r>
-              <w:rPr>
-                <w:rFonts w:ascii="Calibri" w:hAnsi="Calibri"/>
-                <w:b w:val="0"/>
-                <w:i w:val="0"/>
-                <w:sz w:val="20"/>
-              </w:rPr>
-              <w:t>Homologação final</w:t>
-            </w:r>
-          </w:p>
-        </w:tc>
-        <w:tc>
-          <w:tcPr>
-            <w:tcW w:type="dxa" w:w="1484"/>
-            <w:tcMar>
-              <w:top w:w="60" w:type="dxa"/>
-              <w:bottom w:w="60" w:type="dxa"/>
-              <w:left w:w="100" w:type="dxa"/>
-              <w:right w:w="100" w:type="dxa"/>
-            </w:tcMar>
-            <w:shd w:val="clear" w:color="auto" w:fill="EBF5FB"/>
-          </w:tcPr>
-          <w:p>
-            <w:pPr>
-              <w:spacing w:before="40" w:after="40"/>
-            </w:pPr>
-            <w:r>
-              <w:rPr>
-                <w:rFonts w:ascii="Calibri" w:hAnsi="Calibri"/>
-                <w:b w:val="0"/>
-                <w:i w:val="0"/>
-                <w:sz w:val="20"/>
-              </w:rPr>
-              <w:t>Todos os endpoints integrados + ms.temis.vinculos em ambiente AASP</w:t>
-            </w:r>
-          </w:p>
-        </w:tc>
-        <w:tc>
-          <w:tcPr>
-            <w:tcW w:type="dxa" w:w="1484"/>
-            <w:tcMar>
-              <w:top w:w="60" w:type="dxa"/>
-              <w:bottom w:w="60" w:type="dxa"/>
-              <w:left w:w="100" w:type="dxa"/>
-              <w:right w:w="100" w:type="dxa"/>
-            </w:tcMar>
-            <w:shd w:val="clear" w:color="auto" w:fill="EBF5FB"/>
-          </w:tcPr>
-          <w:p>
-            <w:pPr>
-              <w:spacing w:before="40" w:after="40"/>
-            </w:pPr>
-            <w:r>
-              <w:rPr>
-                <w:rFonts w:ascii="Calibri" w:hAnsi="Calibri"/>
-                <w:b w:val="0"/>
-                <w:i w:val="0"/>
-                <w:sz w:val="20"/>
-              </w:rPr>
-              <w:t>Leonardo Francisco Pereira (AASP/QA) valida todos os cenários de aceite em ambiente de homologação</w:t>
-            </w:r>
-          </w:p>
-        </w:tc>
-        <w:tc>
-          <w:tcPr>
-            <w:tcW w:type="dxa" w:w="1484"/>
-            <w:tcMar>
-              <w:top w:w="60" w:type="dxa"/>
-              <w:bottom w:w="60" w:type="dxa"/>
-              <w:left w:w="100" w:type="dxa"/>
-              <w:right w:w="100" w:type="dxa"/>
-            </w:tcMar>
-            <w:shd w:val="clear" w:color="auto" w:fill="EBF5FB"/>
           </w:tcPr>
           <w:p>
             <w:pPr>
@@ -2282,7 +2370,7 @@
         <w:keepLines/>
       </w:pPr>
       <w:r>
-        <w:t>4.1 Interface INT-01 — ms.auxo.gruposusuarios → ms.temis.vinculos</w:t>
+        <w:t>4.1 Interface INT-01 — ms.auxo.gruposusuarios → ms.temis.vinculos — *(Planejado — Sprint 2)*</w:t>
       </w:r>
     </w:p>
     <w:p>
@@ -2296,7 +2384,25 @@
           <w:i w:val="0"/>
           <w:sz w:val="22"/>
         </w:rPr>
-        <w:t>Esta interface é acionada sempre que um vínculo usuário-grupo é criado ou removido no ms.auxo.gruposusuarios. O objetivo é manter o banco temis3 sincronizado com o estado do banco auxo3.</w:t>
+        <w:t xml:space="preserve">Esta interface está </w:t>
+      </w:r>
+      <w:r>
+        <w:rPr>
+          <w:rFonts w:ascii="Calibri" w:hAnsi="Calibri"/>
+          <w:b/>
+          <w:i w:val="0"/>
+          <w:sz w:val="22"/>
+        </w:rPr>
+        <w:t>planejada para a Sprint 2 (AG-24) e ainda não foi implementada</w:t>
+      </w:r>
+      <w:r>
+        <w:rPr>
+          <w:rFonts w:ascii="Calibri" w:hAnsi="Calibri"/>
+          <w:b w:val="0"/>
+          <w:i w:val="0"/>
+          <w:sz w:val="22"/>
+        </w:rPr>
+        <w:t xml:space="preserve"> no código. O objetivo é manter o banco temis3 sincronizado com o estado dos vínculos no banco auxo3 sempre que um membro de grupo é alterado.</w:t>
       </w:r>
     </w:p>
     <w:tbl>
@@ -2427,7 +2533,7 @@
                 <w:i w:val="0"/>
                 <w:sz w:val="20"/>
               </w:rPr>
-              <w:t>HTTP REST síncrono</w:t>
+              <w:t>HTTP REST (a definir na Sprint 2)</w:t>
             </w:r>
           </w:p>
         </w:tc>
@@ -2457,7 +2563,7 @@
                 <w:i w:val="0"/>
                 <w:sz w:val="20"/>
               </w:rPr>
-              <w:t>Endpoint destino</w:t>
+              <w:t>Componente destino</w:t>
             </w:r>
           </w:p>
         </w:tc>
@@ -2482,7 +2588,26 @@
                 <w:i w:val="0"/>
                 <w:sz w:val="20"/>
               </w:rPr>
-              <w:t>POST http://ms.temis.vinculos/api/vinculos</w:t>
+              <w:t xml:space="preserve">ms.temis.vinculos (superfície real disponível: </w:t>
+            </w:r>
+            <w:r>
+              <w:rPr>
+                <w:rFonts w:ascii="Courier New" w:hAnsi="Courier New"/>
+                <w:b w:val="0"/>
+                <w:i w:val="0"/>
+                <w:color w:val="333333"/>
+                <w:sz w:val="20"/>
+              </w:rPr>
+              <w:t>api/gerenciar/grupos/vinculados</w:t>
+            </w:r>
+            <w:r>
+              <w:rPr>
+                <w:rFonts w:ascii="Calibri" w:hAnsi="Calibri"/>
+                <w:b w:val="0"/>
+                <w:i w:val="0"/>
+                <w:sz w:val="20"/>
+              </w:rPr>
+              <w:t>)</w:t>
             </w:r>
           </w:p>
         </w:tc>
@@ -2513,7 +2638,7 @@
                 <w:i w:val="0"/>
                 <w:sz w:val="20"/>
               </w:rPr>
-              <w:t>Quando é chamado</w:t>
+              <w:t>Quando será chamado</w:t>
             </w:r>
           </w:p>
         </w:tc>
@@ -2539,7 +2664,7 @@
                 <w:i w:val="0"/>
                 <w:sz w:val="20"/>
               </w:rPr>
-              <w:t>Ao executar POST /grupos/{id}/usuarios (operacao: ADD) ou DELETE /grupos/{id}/usuarios/{uid} (operacao: REMOVE)</w:t>
+              <w:t>Após alteração de vínculo de usuário (inclusão/alteração/remoção de membro)</w:t>
             </w:r>
           </w:p>
         </w:tc>
@@ -2569,7 +2694,7 @@
                 <w:i w:val="0"/>
                 <w:sz w:val="20"/>
               </w:rPr>
-              <w:t>Payload request</w:t>
+              <w:t>Contrato</w:t>
             </w:r>
           </w:p>
         </w:tc>
@@ -2589,13 +2714,12 @@
             </w:pPr>
             <w:r>
               <w:rPr>
-                <w:rFonts w:ascii="Courier New" w:hAnsi="Courier New"/>
+                <w:rFonts w:ascii="Calibri" w:hAnsi="Calibri"/>
                 <w:b w:val="0"/>
                 <w:i w:val="0"/>
-                <w:color w:val="333333"/>
                 <w:sz w:val="20"/>
               </w:rPr>
-              <w:t>{"usuarioId": int, "grupoId": int, "operacao": "ADD" ou "REMOVE"}</w:t>
+              <w:t>A finalizar no início da Sprint 2</w:t>
             </w:r>
           </w:p>
         </w:tc>
@@ -2626,7 +2750,7 @@
                 <w:i w:val="0"/>
                 <w:sz w:val="20"/>
               </w:rPr>
-              <w:t>Response de sucesso</w:t>
+              <w:t>Autenticação</w:t>
             </w:r>
           </w:p>
         </w:tc>
@@ -2652,17 +2776,7 @@
                 <w:i w:val="0"/>
                 <w:sz w:val="20"/>
               </w:rPr>
-              <w:t xml:space="preserve">HTTP 200 ou 201 com body </w:t>
-            </w:r>
-            <w:r>
-              <w:rPr>
-                <w:rFonts w:ascii="Courier New" w:hAnsi="Courier New"/>
-                <w:b w:val="0"/>
-                <w:i w:val="0"/>
-                <w:color w:val="333333"/>
-                <w:sz w:val="20"/>
-              </w:rPr>
-              <w:t>{"vinculoId": int, "status": "OK"}</w:t>
+              <w:t>Service-to-service (mecanismo a definir; segredos exclusivamente via variáveis de ambiente)</w:t>
             </w:r>
           </w:p>
         </w:tc>
@@ -2692,7 +2806,7 @@
                 <w:i w:val="0"/>
                 <w:sz w:val="20"/>
               </w:rPr>
-              <w:t>Response de erro</w:t>
+              <w:t>Caso de teste</w:t>
             </w:r>
           </w:p>
         </w:tc>
@@ -2717,7 +2831,7 @@
                 <w:i w:val="0"/>
                 <w:sz w:val="20"/>
               </w:rPr>
-              <w:t>HTTP 4xx ou 5xx com mensagem descritiva no body</w:t>
+              <w:t>INT-01 — Sprint 2</w:t>
             </w:r>
           </w:p>
         </w:tc>
@@ -2748,7 +2862,7 @@
                 <w:i w:val="0"/>
                 <w:sz w:val="20"/>
               </w:rPr>
-              <w:t>Timeout</w:t>
+              <w:t>Status</w:t>
             </w:r>
           </w:p>
         </w:tc>
@@ -2774,296 +2888,7 @@
                 <w:i w:val="0"/>
                 <w:sz w:val="20"/>
               </w:rPr>
-              <w:t>5 segundos</w:t>
-            </w:r>
-          </w:p>
-        </w:tc>
-      </w:tr>
-      <w:tr>
-        <w:trPr>
-          <w:cantSplit w:val="1"/>
-        </w:trPr>
-        <w:tc>
-          <w:tcPr>
-            <w:tcW w:type="dxa" w:w="4451"/>
-            <w:tcMar>
-              <w:top w:w="60" w:type="dxa"/>
-              <w:bottom w:w="60" w:type="dxa"/>
-              <w:left w:w="100" w:type="dxa"/>
-              <w:right w:w="100" w:type="dxa"/>
-            </w:tcMar>
-          </w:tcPr>
-          <w:p>
-            <w:pPr>
-              <w:spacing w:before="40" w:after="40"/>
-            </w:pPr>
-            <w:r>
-              <w:rPr>
-                <w:rFonts w:ascii="Calibri" w:hAnsi="Calibri"/>
-                <w:b/>
-                <w:i w:val="0"/>
-                <w:sz w:val="20"/>
-              </w:rPr>
-              <w:t>Retry</w:t>
-            </w:r>
-          </w:p>
-        </w:tc>
-        <w:tc>
-          <w:tcPr>
-            <w:tcW w:type="dxa" w:w="4451"/>
-            <w:tcMar>
-              <w:top w:w="60" w:type="dxa"/>
-              <w:bottom w:w="60" w:type="dxa"/>
-              <w:left w:w="100" w:type="dxa"/>
-              <w:right w:w="100" w:type="dxa"/>
-            </w:tcMar>
-          </w:tcPr>
-          <w:p>
-            <w:pPr>
-              <w:spacing w:before="40" w:after="40"/>
-            </w:pPr>
-            <w:r>
-              <w:rPr>
-                <w:rFonts w:ascii="Calibri" w:hAnsi="Calibri"/>
-                <w:b w:val="0"/>
-                <w:i w:val="0"/>
-                <w:sz w:val="20"/>
-              </w:rPr>
-              <w:t>1 tentativa adicional em caso de timeout ou resposta HTTP 5xx</w:t>
-            </w:r>
-          </w:p>
-        </w:tc>
-      </w:tr>
-      <w:tr>
-        <w:trPr>
-          <w:cantSplit w:val="1"/>
-        </w:trPr>
-        <w:tc>
-          <w:tcPr>
-            <w:tcW w:type="dxa" w:w="4451"/>
-            <w:tcMar>
-              <w:top w:w="60" w:type="dxa"/>
-              <w:bottom w:w="60" w:type="dxa"/>
-              <w:left w:w="100" w:type="dxa"/>
-              <w:right w:w="100" w:type="dxa"/>
-            </w:tcMar>
-            <w:shd w:val="clear" w:color="auto" w:fill="EBF5FB"/>
-          </w:tcPr>
-          <w:p>
-            <w:pPr>
-              <w:spacing w:before="40" w:after="40"/>
-            </w:pPr>
-            <w:r>
-              <w:rPr>
-                <w:rFonts w:ascii="Calibri" w:hAnsi="Calibri"/>
-                <w:b/>
-                <w:i w:val="0"/>
-                <w:sz w:val="20"/>
-              </w:rPr>
-              <w:t>Comportamento após retry</w:t>
-            </w:r>
-          </w:p>
-        </w:tc>
-        <w:tc>
-          <w:tcPr>
-            <w:tcW w:type="dxa" w:w="4451"/>
-            <w:tcMar>
-              <w:top w:w="60" w:type="dxa"/>
-              <w:bottom w:w="60" w:type="dxa"/>
-              <w:left w:w="100" w:type="dxa"/>
-              <w:right w:w="100" w:type="dxa"/>
-            </w:tcMar>
-            <w:shd w:val="clear" w:color="auto" w:fill="EBF5FB"/>
-          </w:tcPr>
-          <w:p>
-            <w:pPr>
-              <w:spacing w:before="40" w:after="40"/>
-            </w:pPr>
-            <w:r>
-              <w:rPr>
-                <w:rFonts w:ascii="Calibri" w:hAnsi="Calibri"/>
-                <w:b w:val="0"/>
-                <w:i w:val="0"/>
-                <w:sz w:val="20"/>
-              </w:rPr>
-              <w:t>Log de erro registrado + exceção propagada ao chamador (operação não é confirmada no auxo3)</w:t>
-            </w:r>
-          </w:p>
-        </w:tc>
-      </w:tr>
-      <w:tr>
-        <w:trPr>
-          <w:cantSplit w:val="1"/>
-        </w:trPr>
-        <w:tc>
-          <w:tcPr>
-            <w:tcW w:type="dxa" w:w="4451"/>
-            <w:tcMar>
-              <w:top w:w="60" w:type="dxa"/>
-              <w:bottom w:w="60" w:type="dxa"/>
-              <w:left w:w="100" w:type="dxa"/>
-              <w:right w:w="100" w:type="dxa"/>
-            </w:tcMar>
-          </w:tcPr>
-          <w:p>
-            <w:pPr>
-              <w:spacing w:before="40" w:after="40"/>
-            </w:pPr>
-            <w:r>
-              <w:rPr>
-                <w:rFonts w:ascii="Calibri" w:hAnsi="Calibri"/>
-                <w:b/>
-                <w:i w:val="0"/>
-                <w:sz w:val="20"/>
-              </w:rPr>
-              <w:t>Autenticação</w:t>
-            </w:r>
-          </w:p>
-        </w:tc>
-        <w:tc>
-          <w:tcPr>
-            <w:tcW w:type="dxa" w:w="4451"/>
-            <w:tcMar>
-              <w:top w:w="60" w:type="dxa"/>
-              <w:bottom w:w="60" w:type="dxa"/>
-              <w:left w:w="100" w:type="dxa"/>
-              <w:right w:w="100" w:type="dxa"/>
-            </w:tcMar>
-          </w:tcPr>
-          <w:p>
-            <w:pPr>
-              <w:spacing w:before="40" w:after="40"/>
-            </w:pPr>
-            <w:r>
-              <w:rPr>
-                <w:rFonts w:ascii="Calibri" w:hAnsi="Calibri"/>
-                <w:b w:val="0"/>
-                <w:i w:val="0"/>
-                <w:sz w:val="20"/>
-              </w:rPr>
-              <w:t xml:space="preserve">Service-to-service via chave compartilhada no header </w:t>
-            </w:r>
-            <w:r>
-              <w:rPr>
-                <w:rFonts w:ascii="Courier New" w:hAnsi="Courier New"/>
-                <w:b w:val="0"/>
-                <w:i w:val="0"/>
-                <w:color w:val="333333"/>
-                <w:sz w:val="20"/>
-              </w:rPr>
-              <w:t>X-Service-Key</w:t>
-            </w:r>
-          </w:p>
-        </w:tc>
-      </w:tr>
-      <w:tr>
-        <w:trPr>
-          <w:cantSplit w:val="1"/>
-        </w:trPr>
-        <w:tc>
-          <w:tcPr>
-            <w:tcW w:type="dxa" w:w="4451"/>
-            <w:tcMar>
-              <w:top w:w="60" w:type="dxa"/>
-              <w:bottom w:w="60" w:type="dxa"/>
-              <w:left w:w="100" w:type="dxa"/>
-              <w:right w:w="100" w:type="dxa"/>
-            </w:tcMar>
-            <w:shd w:val="clear" w:color="auto" w:fill="EBF5FB"/>
-          </w:tcPr>
-          <w:p>
-            <w:pPr>
-              <w:spacing w:before="40" w:after="40"/>
-            </w:pPr>
-            <w:r>
-              <w:rPr>
-                <w:rFonts w:ascii="Calibri" w:hAnsi="Calibri"/>
-                <w:b/>
-                <w:i w:val="0"/>
-                <w:sz w:val="20"/>
-              </w:rPr>
-              <w:t>Caso de teste</w:t>
-            </w:r>
-          </w:p>
-        </w:tc>
-        <w:tc>
-          <w:tcPr>
-            <w:tcW w:type="dxa" w:w="4451"/>
-            <w:tcMar>
-              <w:top w:w="60" w:type="dxa"/>
-              <w:bottom w:w="60" w:type="dxa"/>
-              <w:left w:w="100" w:type="dxa"/>
-              <w:right w:w="100" w:type="dxa"/>
-            </w:tcMar>
-            <w:shd w:val="clear" w:color="auto" w:fill="EBF5FB"/>
-          </w:tcPr>
-          <w:p>
-            <w:pPr>
-              <w:spacing w:before="40" w:after="40"/>
-            </w:pPr>
-            <w:r>
-              <w:rPr>
-                <w:rFonts w:ascii="Calibri" w:hAnsi="Calibri"/>
-                <w:b w:val="0"/>
-                <w:i w:val="0"/>
-                <w:sz w:val="20"/>
-              </w:rPr>
-              <w:t>INT-01 — Sprint 2</w:t>
-            </w:r>
-          </w:p>
-        </w:tc>
-      </w:tr>
-      <w:tr>
-        <w:trPr>
-          <w:cantSplit w:val="1"/>
-        </w:trPr>
-        <w:tc>
-          <w:tcPr>
-            <w:tcW w:type="dxa" w:w="4451"/>
-            <w:tcMar>
-              <w:top w:w="60" w:type="dxa"/>
-              <w:bottom w:w="60" w:type="dxa"/>
-              <w:left w:w="100" w:type="dxa"/>
-              <w:right w:w="100" w:type="dxa"/>
-            </w:tcMar>
-          </w:tcPr>
-          <w:p>
-            <w:pPr>
-              <w:spacing w:before="40" w:after="40"/>
-            </w:pPr>
-            <w:r>
-              <w:rPr>
-                <w:rFonts w:ascii="Calibri" w:hAnsi="Calibri"/>
-                <w:b/>
-                <w:i w:val="0"/>
-                <w:sz w:val="20"/>
-              </w:rPr>
-              <w:t>Status</w:t>
-            </w:r>
-          </w:p>
-        </w:tc>
-        <w:tc>
-          <w:tcPr>
-            <w:tcW w:type="dxa" w:w="4451"/>
-            <w:tcMar>
-              <w:top w:w="60" w:type="dxa"/>
-              <w:bottom w:w="60" w:type="dxa"/>
-              <w:left w:w="100" w:type="dxa"/>
-              <w:right w:w="100" w:type="dxa"/>
-            </w:tcMar>
-          </w:tcPr>
-          <w:p>
-            <w:pPr>
-              <w:spacing w:before="40" w:after="40"/>
-            </w:pPr>
-            <w:r>
-              <w:rPr>
-                <w:rFonts w:ascii="Calibri" w:hAnsi="Calibri"/>
-                <w:b w:val="0"/>
-                <w:i w:val="0"/>
-                <w:sz w:val="20"/>
-              </w:rPr>
-              <w:t>⏳ Em andamento (contrato definido; cliente HTTP implementado)</w:t>
+              <w:t>⏳ Planejado (não implementado)</w:t>
             </w:r>
           </w:p>
         </w:tc>
@@ -3095,7 +2920,7 @@
           <w:i w:val="0"/>
           <w:sz w:val="22"/>
         </w:rPr>
-        <w:t>Esta interface representa o consumo dos endpoints REST do ms.auxo.gruposusuarios pelo frontend ou BFF do Gerenciador AASP.</w:t>
+        <w:t>Esta interface representa o consumo dos endpoints do ms.auxo.gruposusuarios pelo frontend ou BFF do Gerenciador AASP.</w:t>
       </w:r>
     </w:p>
     <w:tbl>
@@ -3338,7 +3163,26 @@
                 <w:i w:val="0"/>
                 <w:sz w:val="20"/>
               </w:rPr>
-              <w:t>Todos os endpoints /grupos/* exigem token JWT válido e com as claims apropriadas</w:t>
+              <w:t xml:space="preserve">Todos os endpoints </w:t>
+            </w:r>
+            <w:r>
+              <w:rPr>
+                <w:rFonts w:ascii="Courier New" w:hAnsi="Courier New"/>
+                <w:b w:val="0"/>
+                <w:i w:val="0"/>
+                <w:color w:val="333333"/>
+                <w:sz w:val="20"/>
+              </w:rPr>
+              <w:t>api/gerenciar/grupos/*</w:t>
+            </w:r>
+            <w:r>
+              <w:rPr>
+                <w:rFonts w:ascii="Calibri" w:hAnsi="Calibri"/>
+                <w:b w:val="0"/>
+                <w:i w:val="0"/>
+                <w:sz w:val="20"/>
+              </w:rPr>
+              <w:t xml:space="preserve"> exigem token JWT válido com as claims apropriadas</w:t>
             </w:r>
           </w:p>
         </w:tc>
@@ -3393,7 +3237,7 @@
                 <w:i w:val="0"/>
                 <w:sz w:val="20"/>
               </w:rPr>
-              <w:t>Middleware de autenticação implementado nos PRs #11 e #12 (Sprint 1)</w:t>
+              <w:t>Middleware de autenticação validado nos MRs !1 e !2 (Sprint 1)</w:t>
             </w:r>
           </w:p>
         </w:tc>
@@ -3658,7 +3502,7 @@
                 <w:i w:val="0"/>
                 <w:sz w:val="20"/>
               </w:rPr>
-              <w:t>Máquinas dos desenvolvedores (Timeware) + ms.temis.vinculos em ambiente dev compartilhado</w:t>
+              <w:t>Máquinas dos desenvolvedores (Timeware)</w:t>
             </w:r>
           </w:p>
         </w:tc>
@@ -3710,7 +3554,7 @@
                 <w:i w:val="0"/>
                 <w:sz w:val="20"/>
               </w:rPr>
-              <w:t>Sprint 1 e Sprint 2</w:t>
+              <w:t>Sprint 1 em diante</w:t>
             </w:r>
           </w:p>
         </w:tc>
@@ -3765,7 +3609,7 @@
                 <w:i w:val="0"/>
                 <w:sz w:val="20"/>
               </w:rPr>
-              <w:t>Pipeline Azure DevOps — build + testes automatizados a cada PR</w:t>
+              <w:t>Pipeline GitLab CI (build + testes a cada MR)</w:t>
             </w:r>
           </w:p>
         </w:tc>
@@ -3812,10 +3656,10 @@
               <w:rPr>
                 <w:rFonts w:ascii="Calibri" w:hAnsi="Calibri"/>
                 <w:b w:val="0"/>
-                <w:i w:val="0"/>
+                <w:i/>
                 <w:sz w:val="20"/>
               </w:rPr>
-              <w:t>Sprint 1 em diante</w:t>
+              <w:t>(previsto — ver GCO/MED)</w:t>
             </w:r>
           </w:p>
         </w:tc>
@@ -3898,7 +3742,7 @@
                 <w:i w:val="0"/>
                 <w:sz w:val="20"/>
               </w:rPr>
-              <w:t>SQL Server AASP — auxo3 e temis3</w:t>
+              <w:t>SQL Server AASP — auxo3 (e temis3 na Sprint 2)</w:t>
             </w:r>
           </w:p>
         </w:tc>
@@ -3955,7 +3799,7 @@
           <w:i w:val="0"/>
           <w:sz w:val="22"/>
         </w:rPr>
-        <w:t xml:space="preserve"> as connection strings e a chave de serviço X-Service-Key são gerenciadas exclusivamente via variáveis de ambiente, sem nenhum valor hardcoded no código-fonte ou nos arquivos de configuração versionados.</w:t>
+        <w:t xml:space="preserve"> as connection strings e quaisquer segredos de integração são gerenciados exclusivamente via variáveis de ambiente, sem nenhum valor hardcoded no código-fonte ou nos arquivos de configuração versionados.</w:t>
       </w:r>
     </w:p>
     <w:p>
@@ -4155,7 +3999,7 @@
                 <w:i w:val="0"/>
                 <w:sz w:val="20"/>
               </w:rPr>
-              <w:t>Chamada HTTP bem-sucedida em cenário ADD e em cenário REMOVE; comportamento correto de retry em caso de falha</w:t>
+              <w:t>Sincronização bem-sucedida após alteração de vínculo; comportamento correto em caso de falha</w:t>
             </w:r>
           </w:p>
         </w:tc>
@@ -4207,7 +4051,7 @@
                 <w:i w:val="0"/>
                 <w:sz w:val="20"/>
               </w:rPr>
-              <w:t>⏳ Sprint 2</w:t>
+              <w:t>⏳ Sprint 2 (planejado)</w:t>
             </w:r>
           </w:p>
         </w:tc>
@@ -4237,7 +4081,7 @@
                 <w:i w:val="0"/>
                 <w:sz w:val="20"/>
               </w:rPr>
-              <w:t>INT-01 (ms.temis.vinculos)</w:t>
+              <w:t>INT-02 (Gerenciador AASP)</w:t>
             </w:r>
           </w:p>
         </w:tc>
@@ -4262,7 +4106,7 @@
                 <w:i w:val="0"/>
                 <w:sz w:val="20"/>
               </w:rPr>
-              <w:t>Falha após retry deve gerar log de erro e não confirmar a operação no auxo3</w:t>
+              <w:t>Todos os endpoints respondem corretamente com JWT válido e rejeitam requisições sem token</w:t>
             </w:r>
           </w:p>
         </w:tc>
@@ -4287,7 +4131,7 @@
                 <w:i w:val="0"/>
                 <w:sz w:val="20"/>
               </w:rPr>
-              <w:t>Validado por teste de falha simulada</w:t>
+              <w:t>100% dos testes de autenticação passando</w:t>
             </w:r>
           </w:p>
         </w:tc>
@@ -4312,7 +4156,7 @@
                 <w:i w:val="0"/>
                 <w:sz w:val="20"/>
               </w:rPr>
-              <w:t>⏳ Sprint 2</w:t>
+              <w:t>✅ Sprint 1</w:t>
             </w:r>
           </w:p>
         </w:tc>
@@ -4343,7 +4187,7 @@
                 <w:i w:val="0"/>
                 <w:sz w:val="20"/>
               </w:rPr>
-              <w:t>INT-02 (Gerenciador AASP)</w:t>
+              <w:t>Relatório (AG-25)</w:t>
             </w:r>
           </w:p>
         </w:tc>
@@ -4369,7 +4213,7 @@
                 <w:i w:val="0"/>
                 <w:sz w:val="20"/>
               </w:rPr>
-              <w:t>Todos os endpoints respondem corretamente com JWT válido e rejeitam requisições sem token</w:t>
+              <w:t>Relatório consolidado retorna dados corretos</w:t>
             </w:r>
           </w:p>
         </w:tc>
@@ -4395,7 +4239,7 @@
                 <w:i w:val="0"/>
                 <w:sz w:val="20"/>
               </w:rPr>
-              <w:t>100% dos testes de autenticação passando</w:t>
+              <w:t>Caso REL-01 aprovado por QA</w:t>
             </w:r>
           </w:p>
         </w:tc>
@@ -4421,221 +4265,7 @@
                 <w:i w:val="0"/>
                 <w:sz w:val="20"/>
               </w:rPr>
-              <w:t>✅ Sprint 1</w:t>
-            </w:r>
-          </w:p>
-        </w:tc>
-      </w:tr>
-      <w:tr>
-        <w:trPr>
-          <w:cantSplit w:val="1"/>
-        </w:trPr>
-        <w:tc>
-          <w:tcPr>
-            <w:tcW w:type="dxa" w:w="2225"/>
-            <w:tcMar>
-              <w:top w:w="60" w:type="dxa"/>
-              <w:bottom w:w="60" w:type="dxa"/>
-              <w:left w:w="100" w:type="dxa"/>
-              <w:right w:w="100" w:type="dxa"/>
-            </w:tcMar>
-          </w:tcPr>
-          <w:p>
-            <w:pPr>
-              <w:spacing w:before="40" w:after="40"/>
-            </w:pPr>
-            <w:r>
-              <w:rPr>
-                <w:rFonts w:ascii="Calibri" w:hAnsi="Calibri"/>
-                <w:b w:val="0"/>
-                <w:i w:val="0"/>
-                <w:sz w:val="20"/>
-              </w:rPr>
-              <w:t>Relatório (AG-25)</w:t>
-            </w:r>
-          </w:p>
-        </w:tc>
-        <w:tc>
-          <w:tcPr>
-            <w:tcW w:type="dxa" w:w="2225"/>
-            <w:tcMar>
-              <w:top w:w="60" w:type="dxa"/>
-              <w:bottom w:w="60" w:type="dxa"/>
-              <w:left w:w="100" w:type="dxa"/>
-              <w:right w:w="100" w:type="dxa"/>
-            </w:tcMar>
-          </w:tcPr>
-          <w:p>
-            <w:pPr>
-              <w:spacing w:before="40" w:after="40"/>
-            </w:pPr>
-            <w:r>
-              <w:rPr>
-                <w:rFonts w:ascii="Calibri" w:hAnsi="Calibri"/>
-                <w:b w:val="0"/>
-                <w:i w:val="0"/>
-                <w:sz w:val="20"/>
-              </w:rPr>
-              <w:t>GET /grupos/relatorio retorna dados consolidados corretos com JOIN entre as três tabelas</w:t>
-            </w:r>
-          </w:p>
-        </w:tc>
-        <w:tc>
-          <w:tcPr>
-            <w:tcW w:type="dxa" w:w="2225"/>
-            <w:tcMar>
-              <w:top w:w="60" w:type="dxa"/>
-              <w:bottom w:w="60" w:type="dxa"/>
-              <w:left w:w="100" w:type="dxa"/>
-              <w:right w:w="100" w:type="dxa"/>
-            </w:tcMar>
-          </w:tcPr>
-          <w:p>
-            <w:pPr>
-              <w:spacing w:before="40" w:after="40"/>
-            </w:pPr>
-            <w:r>
-              <w:rPr>
-                <w:rFonts w:ascii="Calibri" w:hAnsi="Calibri"/>
-                <w:b w:val="0"/>
-                <w:i w:val="0"/>
-                <w:sz w:val="20"/>
-              </w:rPr>
-              <w:t>Caso REL-01 aprovado por QA</w:t>
-            </w:r>
-          </w:p>
-        </w:tc>
-        <w:tc>
-          <w:tcPr>
-            <w:tcW w:type="dxa" w:w="2225"/>
-            <w:tcMar>
-              <w:top w:w="60" w:type="dxa"/>
-              <w:bottom w:w="60" w:type="dxa"/>
-              <w:left w:w="100" w:type="dxa"/>
-              <w:right w:w="100" w:type="dxa"/>
-            </w:tcMar>
-          </w:tcPr>
-          <w:p>
-            <w:pPr>
-              <w:spacing w:before="40" w:after="40"/>
-            </w:pPr>
-            <w:r>
-              <w:rPr>
-                <w:rFonts w:ascii="Calibri" w:hAnsi="Calibri"/>
-                <w:b w:val="0"/>
-                <w:i w:val="0"/>
-                <w:sz w:val="20"/>
-              </w:rPr>
-              <w:t>📅 Sprint 3</w:t>
-            </w:r>
-          </w:p>
-        </w:tc>
-      </w:tr>
-      <w:tr>
-        <w:trPr>
-          <w:cantSplit w:val="1"/>
-        </w:trPr>
-        <w:tc>
-          <w:tcPr>
-            <w:tcW w:type="dxa" w:w="2225"/>
-            <w:tcMar>
-              <w:top w:w="60" w:type="dxa"/>
-              <w:bottom w:w="60" w:type="dxa"/>
-              <w:left w:w="100" w:type="dxa"/>
-              <w:right w:w="100" w:type="dxa"/>
-            </w:tcMar>
-            <w:shd w:val="clear" w:color="auto" w:fill="EBF5FB"/>
-          </w:tcPr>
-          <w:p>
-            <w:pPr>
-              <w:spacing w:before="40" w:after="40"/>
-            </w:pPr>
-            <w:r>
-              <w:rPr>
-                <w:rFonts w:ascii="Calibri" w:hAnsi="Calibri"/>
-                <w:b w:val="0"/>
-                <w:i w:val="0"/>
-                <w:sz w:val="20"/>
-              </w:rPr>
-              <w:t>Homologação final</w:t>
-            </w:r>
-          </w:p>
-        </w:tc>
-        <w:tc>
-          <w:tcPr>
-            <w:tcW w:type="dxa" w:w="2225"/>
-            <w:tcMar>
-              <w:top w:w="60" w:type="dxa"/>
-              <w:bottom w:w="60" w:type="dxa"/>
-              <w:left w:w="100" w:type="dxa"/>
-              <w:right w:w="100" w:type="dxa"/>
-            </w:tcMar>
-            <w:shd w:val="clear" w:color="auto" w:fill="EBF5FB"/>
-          </w:tcPr>
-          <w:p>
-            <w:pPr>
-              <w:spacing w:before="40" w:after="40"/>
-            </w:pPr>
-            <w:r>
-              <w:rPr>
-                <w:rFonts w:ascii="Calibri" w:hAnsi="Calibri"/>
-                <w:b w:val="0"/>
-                <w:i w:val="0"/>
-                <w:sz w:val="20"/>
-              </w:rPr>
-              <w:t>Todos os cenários de aceite validados por Leonardo Francisco Pereira em ambiente AASP</w:t>
-            </w:r>
-          </w:p>
-        </w:tc>
-        <w:tc>
-          <w:tcPr>
-            <w:tcW w:type="dxa" w:w="2225"/>
-            <w:tcMar>
-              <w:top w:w="60" w:type="dxa"/>
-              <w:bottom w:w="60" w:type="dxa"/>
-              <w:left w:w="100" w:type="dxa"/>
-              <w:right w:w="100" w:type="dxa"/>
-            </w:tcMar>
-            <w:shd w:val="clear" w:color="auto" w:fill="EBF5FB"/>
-          </w:tcPr>
-          <w:p>
-            <w:pPr>
-              <w:spacing w:before="40" w:after="40"/>
-            </w:pPr>
-            <w:r>
-              <w:rPr>
-                <w:rFonts w:ascii="Calibri" w:hAnsi="Calibri"/>
-                <w:b w:val="0"/>
-                <w:i w:val="0"/>
-                <w:sz w:val="20"/>
-              </w:rPr>
-              <w:t>100% dos cenários aprovados</w:t>
-            </w:r>
-          </w:p>
-        </w:tc>
-        <w:tc>
-          <w:tcPr>
-            <w:tcW w:type="dxa" w:w="2225"/>
-            <w:tcMar>
-              <w:top w:w="60" w:type="dxa"/>
-              <w:bottom w:w="60" w:type="dxa"/>
-              <w:left w:w="100" w:type="dxa"/>
-              <w:right w:w="100" w:type="dxa"/>
-            </w:tcMar>
-            <w:shd w:val="clear" w:color="auto" w:fill="EBF5FB"/>
-          </w:tcPr>
-          <w:p>
-            <w:pPr>
-              <w:spacing w:before="40" w:after="40"/>
-            </w:pPr>
-            <w:r>
-              <w:rPr>
-                <w:rFonts w:ascii="Calibri" w:hAnsi="Calibri"/>
-                <w:b w:val="0"/>
-                <w:i w:val="0"/>
-                <w:sz w:val="20"/>
-              </w:rPr>
-              <w:t>📅 Sprint 4</w:t>
+              <w:t>📅 Sprint 3 (planejado)</w:t>
             </w:r>
           </w:p>
         </w:tc>
@@ -4888,7 +4518,132 @@
                 <w:i w:val="0"/>
                 <w:sz w:val="20"/>
               </w:rPr>
-              <w:t>Versão inicial — estratégia de integração definida para as quatro fases do projeto</w:t>
+              <w:t>Versão inicial — estratégia de integração do projeto</w:t>
+            </w:r>
+          </w:p>
+        </w:tc>
+      </w:tr>
+      <w:tr>
+        <w:trPr>
+          <w:cantSplit w:val="1"/>
+        </w:trPr>
+        <w:tc>
+          <w:tcPr>
+            <w:tcW w:type="dxa" w:w="2225"/>
+            <w:tcMar>
+              <w:top w:w="60" w:type="dxa"/>
+              <w:bottom w:w="60" w:type="dxa"/>
+              <w:left w:w="100" w:type="dxa"/>
+              <w:right w:w="100" w:type="dxa"/>
+            </w:tcMar>
+            <w:shd w:val="clear" w:color="auto" w:fill="F0F4F8"/>
+          </w:tcPr>
+          <w:p>
+            <w:pPr>
+              <w:spacing w:before="40" w:after="40"/>
+            </w:pPr>
+            <w:r>
+              <w:rPr>
+                <w:rFonts w:ascii="Calibri" w:hAnsi="Calibri"/>
+                <w:b/>
+                <w:i w:val="0"/>
+                <w:sz w:val="20"/>
+              </w:rPr>
+              <w:t>1.1</w:t>
+            </w:r>
+          </w:p>
+        </w:tc>
+        <w:tc>
+          <w:tcPr>
+            <w:tcW w:type="dxa" w:w="2225"/>
+            <w:tcMar>
+              <w:top w:w="60" w:type="dxa"/>
+              <w:bottom w:w="60" w:type="dxa"/>
+              <w:left w:w="100" w:type="dxa"/>
+              <w:right w:w="100" w:type="dxa"/>
+            </w:tcMar>
+          </w:tcPr>
+          <w:p>
+            <w:pPr>
+              <w:spacing w:before="40" w:after="40"/>
+            </w:pPr>
+            <w:r>
+              <w:rPr>
+                <w:rFonts w:ascii="Calibri" w:hAnsi="Calibri"/>
+                <w:b w:val="0"/>
+                <w:i w:val="0"/>
+                <w:sz w:val="20"/>
+              </w:rPr>
+              <w:t>15/06/2026</w:t>
+            </w:r>
+          </w:p>
+        </w:tc>
+        <w:tc>
+          <w:tcPr>
+            <w:tcW w:type="dxa" w:w="2225"/>
+            <w:tcMar>
+              <w:top w:w="60" w:type="dxa"/>
+              <w:bottom w:w="60" w:type="dxa"/>
+              <w:left w:w="100" w:type="dxa"/>
+              <w:right w:w="100" w:type="dxa"/>
+            </w:tcMar>
+          </w:tcPr>
+          <w:p>
+            <w:pPr>
+              <w:spacing w:before="40" w:after="40"/>
+            </w:pPr>
+            <w:r>
+              <w:rPr>
+                <w:rFonts w:ascii="Calibri" w:hAnsi="Calibri"/>
+                <w:b w:val="0"/>
+                <w:i w:val="0"/>
+                <w:sz w:val="20"/>
+              </w:rPr>
+              <w:t>Abraão</w:t>
+            </w:r>
+          </w:p>
+        </w:tc>
+        <w:tc>
+          <w:tcPr>
+            <w:tcW w:type="dxa" w:w="2225"/>
+            <w:tcMar>
+              <w:top w:w="60" w:type="dxa"/>
+              <w:bottom w:w="60" w:type="dxa"/>
+              <w:left w:w="100" w:type="dxa"/>
+              <w:right w:w="100" w:type="dxa"/>
+            </w:tcMar>
+          </w:tcPr>
+          <w:p>
+            <w:pPr>
+              <w:spacing w:before="40" w:after="40"/>
+            </w:pPr>
+            <w:r>
+              <w:rPr>
+                <w:rFonts w:ascii="Calibri" w:hAnsi="Calibri"/>
+                <w:b w:val="0"/>
+                <w:i w:val="0"/>
+                <w:sz w:val="20"/>
+              </w:rPr>
+              <w:t xml:space="preserve">Alinhado à API real (endpoints </w:t>
+            </w:r>
+            <w:r>
+              <w:rPr>
+                <w:rFonts w:ascii="Courier New" w:hAnsi="Courier New"/>
+                <w:b w:val="0"/>
+                <w:i w:val="0"/>
+                <w:color w:val="333333"/>
+                <w:sz w:val="20"/>
+              </w:rPr>
+              <w:t>api/gerenciar/grupos</w:t>
+            </w:r>
+            <w:r>
+              <w:rPr>
+                <w:rFonts w:ascii="Calibri" w:hAnsi="Calibri"/>
+                <w:b w:val="0"/>
+                <w:i w:val="0"/>
+                <w:sz w:val="20"/>
+              </w:rPr>
+              <w:t>); integração ms.temis e auditoria marcadas como planejadas (Sprint 2); 3 sprints</w:t>
             </w:r>
           </w:p>
         </w:tc>
@@ -4933,7 +4688,7 @@
         <w:color w:val="555555"/>
         <w:sz w:val="16"/>
       </w:rPr>
-      <w:t>v1.0  ·  26/05/2026</w:t>
+      <w:t>v1.1  ·  26/05/2026</w:t>
     </w:r>
     <w:r>
       <w:tab/>
@@ -4995,7 +4750,7 @@
         <w:color w:val="555555"/>
         <w:sz w:val="16"/>
       </w:rPr>
-      <w:t>v1.0  ·  26/05/2026</w:t>
+      <w:t>v1.1  ·  26/05/2026</w:t>
     </w:r>
     <w:r>
       <w:tab/>

--- a/mps-nivel-c/oficial/04_registros/AASP_Gerenciador/AASP01_Grupos-Usuarios/ITP-AASP01-001_Estrategia-de-Integracao.docx
+++ b/mps-nivel-c/oficial/04_registros/AASP_Gerenciador/AASP01_Grupos-Usuarios/ITP-AASP01-001_Estrategia-de-Integracao.docx
@@ -848,7 +848,7 @@
           <w:i w:val="0"/>
           <w:sz w:val="22"/>
         </w:rPr>
-        <w:t xml:space="preserve">O ms.auxo.gruposusuarios é um microsserviço desenvolvido em .NET Framework 4.7.2 com Dapper e SQL Server, responsável pelo gerenciamento de grupos de usuários no ecossistema do Gerenciador AASP. Os endpoints são expostos pelo controller </w:t>
+        <w:t xml:space="preserve">O ms.auxo.gruposusuarios é um microsserviço desenvolvido em .NET 5 com Dapper e SQL Server, responsável pelo gerenciamento de grupos de usuários no ecossistema do Gerenciador AASP. Os endpoints são expostos pelo controller </w:t>
       </w:r>
       <w:r>
         <w:rPr>

--- a/mps-nivel-c/oficial/04_registros/AASP_Gerenciador/AASP01_Grupos-Usuarios/ITP-AASP01-001_Estrategia-de-Integracao.docx
+++ b/mps-nivel-c/oficial/04_registros/AASP_Gerenciador/AASP01_Grupos-Usuarios/ITP-AASP01-001_Estrategia-de-Integracao.docx
@@ -338,7 +338,7 @@
                 <w:i w:val="0"/>
                 <w:sz w:val="20"/>
               </w:rPr>
-              <w:t>ms.auxo.gruposusuarios</w:t>
+              <w:t>ms.auxo.usuarios</w:t>
             </w:r>
           </w:p>
         </w:tc>
@@ -618,7 +618,7 @@
                 <w:i w:val="0"/>
                 <w:sz w:val="20"/>
               </w:rPr>
-              <w:t>Leonardo Francisco Pereira — AASP</w:t>
+              <w:t>Caroline Sousa — AASP</w:t>
             </w:r>
           </w:p>
         </w:tc>
@@ -664,17 +664,8 @@
             </w:tcMar>
           </w:tcPr>
           <w:p>
-            <w:pPr>
-              <w:spacing w:before="40" w:after="40"/>
-            </w:pPr>
             <w:r>
-              <w:rPr>
-                <w:rFonts w:ascii="Calibri" w:hAnsi="Calibri"/>
-                <w:b w:val="0"/>
-                <w:i w:val="0"/>
-                <w:sz w:val="20"/>
-              </w:rPr>
-              <w:t>26/05/2026</w:t>
+              <w:t>24/06/2026</w:t>
             </w:r>
           </w:p>
         </w:tc>
@@ -720,17 +711,8 @@
             </w:tcMar>
           </w:tcPr>
           <w:p>
-            <w:pPr>
-              <w:spacing w:before="40" w:after="40"/>
-            </w:pPr>
             <w:r>
-              <w:rPr>
-                <w:rFonts w:ascii="Calibri" w:hAnsi="Calibri"/>
-                <w:b w:val="0"/>
-                <w:i w:val="0"/>
-                <w:sz w:val="20"/>
-              </w:rPr>
-              <w:t>1.1</w:t>
+              <w:t>1.2</w:t>
             </w:r>
           </w:p>
         </w:tc>
@@ -821,7 +803,7 @@
           <w:i w:val="0"/>
           <w:sz w:val="22"/>
         </w:rPr>
-        <w:t>Descrever a estratégia de integração do microsserviço ms.auxo.gruposusuarios com os demais componentes do sistema Gerenciador AASP, definindo a ordem de integração, os critérios de prontidão de cada fase, os ambientes utilizados e os resultados esperados. Este documento serve como evidência do processo de Integração (INT) e Verificação (VER) do nível C do MPS.BR.</w:t>
+        <w:t>Descrever a estratégia de integração do microsserviço ms.auxo.usuarios com os demais componentes do sistema Gerenciador AASP, definindo a ordem de integração, os critérios de prontidão de cada fase, os ambientes utilizados e os resultados esperados. Este documento serve como evidência do processo de Integração (INT) e Verificação (VER) do nível C do MPS.BR.</w:t>
       </w:r>
     </w:p>
     <w:p>
@@ -848,7 +830,7 @@
           <w:i w:val="0"/>
           <w:sz w:val="22"/>
         </w:rPr>
-        <w:t xml:space="preserve">O ms.auxo.gruposusuarios é um microsserviço desenvolvido em .NET Framework 4.7.2 com Dapper e SQL Server, responsável pelo gerenciamento de grupos de usuários no ecossistema do Gerenciador AASP. Os endpoints são expostos pelo controller </w:t>
+        <w:t xml:space="preserve">O ms.auxo.usuarios é um microsserviço desenvolvido em .NET 5.0 (net5.0) com Dapper e SQL Server, responsável pelo gerenciamento de grupos de usuários no ecossistema do Gerenciador AASP. Os endpoints são expostos pelo controller </w:t>
       </w:r>
       <w:r>
         <w:rPr>
@@ -1033,7 +1015,7 @@
           <w:i w:val="0"/>
           <w:sz w:val="22"/>
         </w:rPr>
-        <w:t xml:space="preserve"> consumidor dos endpoints do ms.auxo.gruposusuarios, autenticado via JWT Bearer Token emitido pelo sistema de autenticação central.</w:t>
+        <w:t xml:space="preserve"> consumidor dos endpoints do ms.auxo.usuarios, autenticado via JWT Bearer Token emitido pelo sistema de autenticação central.</w:t>
       </w:r>
     </w:p>
     <w:p>
@@ -2370,7 +2352,7 @@
         <w:keepLines/>
       </w:pPr>
       <w:r>
-        <w:t>4.1 Interface INT-01 — ms.auxo.gruposusuarios → ms.temis.vinculos — *(Planejado — Sprint 2)*</w:t>
+        <w:t>4.1 Interface INT-01 — ms.auxo.usuarios → ms.temis.vinculos — *(Planejado — Sprint 2)*</w:t>
       </w:r>
     </w:p>
     <w:p>
@@ -2906,7 +2888,7 @@
         <w:keepLines/>
       </w:pPr>
       <w:r>
-        <w:t>4.2 Interface INT-02 — Sistema Gerenciador AASP → ms.auxo.gruposusuarios</w:t>
+        <w:t>4.2 Interface INT-02 — Sistema Gerenciador AASP → ms.auxo.usuarios</w:t>
       </w:r>
     </w:p>
     <w:p>
@@ -2920,7 +2902,7 @@
           <w:i w:val="0"/>
           <w:sz w:val="22"/>
         </w:rPr>
-        <w:t>Esta interface representa o consumo dos endpoints do ms.auxo.gruposusuarios pelo frontend ou BFF do Gerenciador AASP.</w:t>
+        <w:t>Esta interface representa o consumo dos endpoints do ms.auxo.usuarios pelo frontend ou BFF do Gerenciador AASP.</w:t>
       </w:r>
     </w:p>
     <w:tbl>
@@ -3768,7 +3750,7 @@
                 <w:i w:val="0"/>
                 <w:sz w:val="20"/>
               </w:rPr>
-              <w:t>A partir de Sprint 2 (aguardando confirmação Leonardo Francisco Pereira)</w:t>
+              <w:t>A partir de Sprint 2 (aguardando confirmação Caroline Sousa)</w:t>
             </w:r>
           </w:p>
         </w:tc>
@@ -4648,6 +4630,48 @@
           </w:p>
         </w:tc>
       </w:tr>
+      <w:tr>
+        <w:tc>
+          <w:tcPr>
+            <w:tcW w:type="dxa" w:w="2225"/>
+          </w:tcPr>
+          <w:p>
+            <w:r>
+              <w:t>1.2</w:t>
+            </w:r>
+          </w:p>
+        </w:tc>
+        <w:tc>
+          <w:tcPr>
+            <w:tcW w:type="dxa" w:w="2225"/>
+          </w:tcPr>
+          <w:p>
+            <w:r>
+              <w:t>24/06/2026</w:t>
+            </w:r>
+          </w:p>
+        </w:tc>
+        <w:tc>
+          <w:tcPr>
+            <w:tcW w:type="dxa" w:w="2225"/>
+          </w:tcPr>
+          <w:p>
+            <w:r>
+              <w:t>Time de Melhoria Contínua</w:t>
+            </w:r>
+          </w:p>
+        </w:tc>
+        <w:tc>
+          <w:tcPr>
+            <w:tcW w:type="dxa" w:w="2225"/>
+          </w:tcPr>
+          <w:p>
+            <w:r>
+              <w:t>Reconciliação com o estado real do GitLab (produto/repositório ms.auxo.usuarios; framework net5.0 onde aplicável; entregas da Sprint 1 integradas em develop com baseline pela tag sprint-1-aceite).</w:t>
+            </w:r>
+          </w:p>
+        </w:tc>
+      </w:tr>
     </w:tbl>
     <w:p>
       <w:pPr>

--- a/mps-nivel-c/oficial/04_registros/AASP_Gerenciador/AASP01_Grupos-Usuarios/ITP-AASP01-001_Estrategia-de-Integracao.docx
+++ b/mps-nivel-c/oficial/04_registros/AASP_Gerenciador/AASP01_Grupos-Usuarios/ITP-AASP01-001_Estrategia-de-Integracao.docx
@@ -618,7 +618,7 @@
                 <w:i w:val="0"/>
                 <w:sz w:val="20"/>
               </w:rPr>
-              <w:t>Caroline Sousa — AASP</w:t>
+              <w:t>Leonardo Francisco Pereira — AASP</w:t>
             </w:r>
           </w:p>
         </w:tc>
@@ -3750,7 +3750,7 @@
                 <w:i w:val="0"/>
                 <w:sz w:val="20"/>
               </w:rPr>
-              <w:t>A partir de Sprint 2 (aguardando confirmação Caroline Sousa)</w:t>
+              <w:t>A partir de Sprint 2 (aguardando confirmação Leonardo Francisco Pereira)</w:t>
             </w:r>
           </w:p>
         </w:tc>
